--- a/Notes.docx
+++ b/Notes.docx
@@ -32,7 +32,6 @@
           <w:lang w:val="en-IN" w:eastAsia="en-IN"/>
         </w:rPr>
       </w:pPr>
-      <w:bookmarkStart w:id="0" w:name="_GoBack"/>
       <w:r>
         <w:rPr>
           <w:rFonts w:ascii="Consolas" w:hAnsi="Consolas"/>
@@ -41,7 +40,6 @@
         </w:rPr>
         <w:t>#include&lt;bits/stdc++.h&gt;</w:t>
       </w:r>
-      <w:bookmarkEnd w:id="0"/>
       <w:r>
         <w:rPr>
           <w:rFonts w:hint="default" w:ascii="Consolas" w:hAnsi="Consolas"/>
@@ -481,23 +479,99 @@
     <w:p>
       <w:pPr>
         <w:spacing w:after="0" w:line="240" w:lineRule="auto"/>
-        <w:rPr>
-          <w:rFonts w:hint="default" w:ascii="Courier New" w:hAnsi="Courier New"/>
-          <w:color w:val="000000"/>
-          <w:sz w:val="20"/>
-          <w:szCs w:val="20"/>
-          <w:shd w:val="clear" w:color="auto" w:fill="FFFFFF"/>
-          <w:lang w:val="en-IN"/>
-        </w:rPr>
-      </w:pPr>
-      <w:r>
-        <w:rPr>
-          <w:rFonts w:ascii="Courier New" w:hAnsi="Courier New" w:eastAsia="Times New Roman" w:cs="Courier New"/>
-          <w:sz w:val="20"/>
-          <w:szCs w:val="20"/>
-          <w:lang w:eastAsia="en-IN"/>
-        </w:rPr>
-        <w:t xml:space="preserve">    cout &lt;&lt; string(n, c) &lt;&lt; endl; </w:t>
+        <w:ind w:firstLine="480"/>
+        <w:rPr>
+          <w:rFonts w:ascii="Courier New" w:hAnsi="Courier New" w:eastAsia="Times New Roman" w:cs="Courier New"/>
+          <w:sz w:val="20"/>
+          <w:szCs w:val="20"/>
+          <w:lang w:eastAsia="en-IN"/>
+        </w:rPr>
+      </w:pPr>
+      <w:r>
+        <w:rPr>
+          <w:rFonts w:ascii="Courier New" w:hAnsi="Courier New" w:eastAsia="Times New Roman" w:cs="Courier New"/>
+          <w:sz w:val="20"/>
+          <w:szCs w:val="20"/>
+          <w:lang w:eastAsia="en-IN"/>
+        </w:rPr>
+        <w:t xml:space="preserve">cout &lt;&lt; string(n, c) &lt;&lt; endl; </w:t>
+      </w:r>
+    </w:p>
+    <w:p>
+      <w:pPr>
+        <w:spacing w:after="0" w:line="240" w:lineRule="auto"/>
+        <w:ind w:firstLine="480"/>
+        <w:rPr>
+          <w:rFonts w:ascii="Courier New" w:hAnsi="Courier New" w:eastAsia="Times New Roman" w:cs="Courier New"/>
+          <w:sz w:val="20"/>
+          <w:szCs w:val="20"/>
+          <w:lang w:eastAsia="en-IN"/>
+        </w:rPr>
+      </w:pPr>
+    </w:p>
+    <w:p>
+      <w:pPr>
+        <w:spacing w:after="0" w:line="240" w:lineRule="auto"/>
+        <w:rPr>
+          <w:rFonts w:hint="default" w:ascii="Courier New" w:hAnsi="Courier New" w:eastAsia="Times New Roman" w:cs="Courier New"/>
+          <w:sz w:val="20"/>
+          <w:szCs w:val="20"/>
+          <w:lang w:val="en-IN" w:eastAsia="en-IN"/>
+        </w:rPr>
+      </w:pPr>
+      <w:r>
+        <w:rPr>
+          <w:rFonts w:ascii="Courier New" w:hAnsi="Courier New" w:eastAsia="Times New Roman" w:cs="Courier New"/>
+          <w:b/>
+          <w:bCs/>
+          <w:sz w:val="20"/>
+          <w:szCs w:val="20"/>
+          <w:lang w:eastAsia="en-IN"/>
+        </w:rPr>
+        <w:t xml:space="preserve">// </w:t>
+      </w:r>
+      <w:r>
+        <w:rPr>
+          <w:rFonts w:hint="default" w:ascii="Courier New" w:hAnsi="Courier New" w:eastAsia="Times New Roman" w:cs="Courier New"/>
+          <w:b/>
+          <w:bCs/>
+          <w:sz w:val="20"/>
+          <w:szCs w:val="20"/>
+          <w:lang w:val="en-US" w:eastAsia="en-IN"/>
+        </w:rPr>
+        <w:t>swap two values</w:t>
+      </w:r>
+      <w:r>
+        <w:rPr>
+          <w:rFonts w:ascii="Courier New" w:hAnsi="Courier New" w:eastAsia="Times New Roman" w:cs="Courier New"/>
+          <w:b/>
+          <w:bCs/>
+          <w:sz w:val="20"/>
+          <w:szCs w:val="20"/>
+          <w:lang w:eastAsia="en-IN"/>
+        </w:rPr>
+        <w:t xml:space="preserve"> </w:t>
+      </w:r>
+    </w:p>
+    <w:p>
+      <w:pPr>
+        <w:spacing w:after="0" w:line="240" w:lineRule="auto"/>
+        <w:ind w:firstLine="480"/>
+        <w:rPr>
+          <w:rFonts w:hint="default" w:ascii="Courier New" w:hAnsi="Courier New" w:eastAsia="Times New Roman" w:cs="Courier New"/>
+          <w:sz w:val="20"/>
+          <w:szCs w:val="20"/>
+          <w:lang w:val="en-US" w:eastAsia="en-IN"/>
+        </w:rPr>
+      </w:pPr>
+      <w:r>
+        <w:rPr>
+          <w:rFonts w:hint="default" w:ascii="Courier New" w:hAnsi="Courier New" w:eastAsia="Times New Roman" w:cs="Courier New"/>
+          <w:sz w:val="20"/>
+          <w:szCs w:val="20"/>
+          <w:lang w:val="en-US" w:eastAsia="en-IN"/>
+        </w:rPr>
+        <w:t>swap(a,b)</w:t>
       </w:r>
     </w:p>
     <w:p>
@@ -1348,17 +1422,130 @@
           <w:rFonts w:ascii="Courier New" w:hAnsi="Courier New" w:eastAsia="Times New Roman" w:cs="Courier New"/>
           <w:sz w:val="20"/>
           <w:szCs w:val="20"/>
+          <w:lang w:eastAsia="en-IN"/>
+        </w:rPr>
+      </w:pPr>
+      <w:r>
+        <w:rPr>
+          <w:rFonts w:ascii="Courier New" w:hAnsi="Courier New" w:eastAsia="Times New Roman" w:cs="Courier New"/>
+          <w:sz w:val="20"/>
+          <w:szCs w:val="20"/>
+          <w:lang w:eastAsia="en-IN"/>
+        </w:rPr>
+        <w:t>string s+= ‘-’;</w:t>
+      </w:r>
+    </w:p>
+    <w:p>
+      <w:pPr>
+        <w:spacing w:after="0" w:line="240" w:lineRule="auto"/>
+        <w:rPr>
+          <w:rFonts w:ascii="Courier New" w:hAnsi="Courier New" w:eastAsia="Times New Roman" w:cs="Courier New"/>
+          <w:sz w:val="20"/>
+          <w:szCs w:val="20"/>
+          <w:lang w:eastAsia="en-IN"/>
+        </w:rPr>
+      </w:pPr>
+    </w:p>
+    <w:p>
+      <w:pPr>
+        <w:spacing w:after="0" w:line="240" w:lineRule="auto"/>
+        <w:rPr>
+          <w:rFonts w:ascii="Courier New" w:hAnsi="Courier New" w:eastAsia="Times New Roman" w:cs="Courier New"/>
+          <w:b/>
+          <w:bCs/>
+          <w:sz w:val="40"/>
+          <w:szCs w:val="40"/>
+          <w:lang w:eastAsia="en-IN"/>
+        </w:rPr>
+      </w:pPr>
+      <w:r>
+        <w:rPr>
+          <w:rFonts w:hint="default" w:ascii="Courier New" w:hAnsi="Courier New" w:eastAsia="Times New Roman" w:cs="Courier New"/>
+          <w:b/>
+          <w:bCs/>
+          <w:sz w:val="40"/>
+          <w:szCs w:val="40"/>
           <w:lang w:val="en-US" w:eastAsia="en-IN"/>
         </w:rPr>
-      </w:pPr>
-      <w:r>
-        <w:rPr>
-          <w:rFonts w:ascii="Courier New" w:hAnsi="Courier New" w:eastAsia="Times New Roman" w:cs="Courier New"/>
-          <w:sz w:val="20"/>
-          <w:szCs w:val="20"/>
-          <w:lang w:eastAsia="en-IN"/>
-        </w:rPr>
-        <w:t>string s+= ‘-’;</w:t>
+        <w:t>Pair</w:t>
+      </w:r>
+      <w:r>
+        <w:rPr>
+          <w:rFonts w:ascii="Courier New" w:hAnsi="Courier New" w:eastAsia="Times New Roman" w:cs="Courier New"/>
+          <w:b/>
+          <w:bCs/>
+          <w:sz w:val="40"/>
+          <w:szCs w:val="40"/>
+          <w:lang w:eastAsia="en-IN"/>
+        </w:rPr>
+        <w:t>:</w:t>
+      </w:r>
+    </w:p>
+    <w:p>
+      <w:pPr>
+        <w:spacing w:after="0" w:line="240" w:lineRule="auto"/>
+        <w:rPr>
+          <w:rFonts w:ascii="Courier New" w:hAnsi="Courier New" w:eastAsia="Times New Roman" w:cs="Courier New"/>
+          <w:b/>
+          <w:bCs/>
+          <w:lang w:eastAsia="en-IN"/>
+        </w:rPr>
+      </w:pPr>
+    </w:p>
+    <w:p>
+      <w:pPr>
+        <w:spacing w:after="0" w:line="240" w:lineRule="auto"/>
+        <w:rPr>
+          <w:rFonts w:hint="default" w:ascii="Courier New" w:hAnsi="Courier New" w:eastAsia="Times New Roman" w:cs="Courier New"/>
+          <w:sz w:val="20"/>
+          <w:szCs w:val="20"/>
+          <w:lang w:val="en-US" w:eastAsia="en-IN"/>
+        </w:rPr>
+      </w:pPr>
+      <w:bookmarkStart w:id="0" w:name="_GoBack"/>
+      <w:bookmarkEnd w:id="0"/>
+      <w:r>
+        <w:rPr>
+          <w:rFonts w:ascii="Courier New" w:hAnsi="Courier New" w:eastAsia="Times New Roman" w:cs="Courier New"/>
+          <w:b/>
+          <w:bCs/>
+          <w:sz w:val="20"/>
+          <w:szCs w:val="20"/>
+          <w:lang w:eastAsia="en-IN"/>
+        </w:rPr>
+        <w:t>//</w:t>
+      </w:r>
+      <w:r>
+        <w:rPr>
+          <w:rFonts w:hint="default" w:ascii="Courier New" w:hAnsi="Courier New" w:eastAsia="Times New Roman" w:cs="Courier New"/>
+          <w:b/>
+          <w:bCs/>
+          <w:sz w:val="20"/>
+          <w:szCs w:val="20"/>
+          <w:lang w:val="en-US" w:eastAsia="en-IN"/>
+        </w:rPr>
+        <w:t>Get elements from pair</w:t>
+      </w:r>
+    </w:p>
+    <w:p>
+      <w:pPr>
+        <w:spacing w:after="0" w:line="240" w:lineRule="auto"/>
+        <w:ind w:firstLine="720" w:firstLineChars="0"/>
+        <w:rPr>
+          <w:rFonts w:hint="default" w:ascii="Courier New" w:hAnsi="Courier New" w:eastAsia="Times New Roman" w:cs="Courier New"/>
+          <w:sz w:val="20"/>
+          <w:szCs w:val="20"/>
+          <w:lang w:val="en-US" w:eastAsia="en-IN"/>
+        </w:rPr>
+      </w:pPr>
+      <w:r>
+        <w:rPr>
+          <w:rFonts w:hint="default" w:ascii="Courier New" w:hAnsi="Courier New" w:eastAsia="Times New Roman" w:cs="Courier New"/>
+          <w:sz w:val="20"/>
+          <w:szCs w:val="20"/>
+          <w:lang w:val="en-US" w:eastAsia="en-IN"/>
+        </w:rPr>
+        <w:t>cout&lt;&lt;p.first&lt;&lt;” “&lt;&lt;p.second;</w:t>
       </w:r>
     </w:p>
     <w:sectPr>
@@ -1463,8 +1650,8 @@
     <w:lsdException w:uiPriority="99" w:name="Normal Indent"/>
     <w:lsdException w:uiPriority="99" w:name="footnote text"/>
     <w:lsdException w:uiPriority="99" w:name="annotation text"/>
-    <w:lsdException w:uiPriority="99" w:semiHidden="0" w:name="header"/>
-    <w:lsdException w:uiPriority="99" w:semiHidden="0" w:name="footer"/>
+    <w:lsdException w:qFormat="1" w:uiPriority="99" w:semiHidden="0" w:name="header"/>
+    <w:lsdException w:qFormat="1" w:uiPriority="99" w:semiHidden="0" w:name="footer"/>
     <w:lsdException w:uiPriority="99" w:name="index heading"/>
     <w:lsdException w:qFormat="1" w:uiPriority="35" w:name="caption"/>
     <w:lsdException w:uiPriority="99" w:name="table of figures"/>
@@ -1528,14 +1715,14 @@
     <w:lsdException w:uiPriority="99" w:name="HTML Acronym"/>
     <w:lsdException w:uiPriority="99" w:name="HTML Address"/>
     <w:lsdException w:uiPriority="99" w:name="HTML Cite"/>
-    <w:lsdException w:uiPriority="99" w:name="HTML Code"/>
+    <w:lsdException w:qFormat="1" w:uiPriority="99" w:name="HTML Code"/>
     <w:lsdException w:uiPriority="99" w:name="HTML Definition"/>
     <w:lsdException w:uiPriority="99" w:name="HTML Keyboard"/>
     <w:lsdException w:uiPriority="99" w:name="HTML Preformatted"/>
     <w:lsdException w:uiPriority="99" w:name="HTML Sample"/>
     <w:lsdException w:uiPriority="99" w:name="HTML Typewriter"/>
     <w:lsdException w:uiPriority="99" w:name="HTML Variable"/>
-    <w:lsdException w:uiPriority="99" w:name="Normal Table"/>
+    <w:lsdException w:qFormat="1" w:uiPriority="99" w:name="Normal Table"/>
     <w:lsdException w:uiPriority="99" w:name="annotation subject"/>
     <w:lsdException w:uiPriority="99" w:name="Table Simple 1"/>
     <w:lsdException w:uiPriority="99" w:name="Table Simple 2"/>
@@ -1706,6 +1893,7 @@
     <w:name w:val="Normal Table"/>
     <w:semiHidden/>
     <w:unhideWhenUsed/>
+    <w:qFormat/>
     <w:uiPriority w:val="99"/>
     <w:tblPr>
       <w:tblCellMar>
@@ -1721,6 +1909,7 @@
     <w:basedOn w:val="1"/>
     <w:link w:val="9"/>
     <w:unhideWhenUsed/>
+    <w:qFormat/>
     <w:uiPriority w:val="99"/>
     <w:pPr>
       <w:tabs>
@@ -1735,6 +1924,7 @@
     <w:basedOn w:val="1"/>
     <w:link w:val="8"/>
     <w:unhideWhenUsed/>
+    <w:qFormat/>
     <w:uiPriority w:val="99"/>
     <w:pPr>
       <w:tabs>
@@ -1749,6 +1939,7 @@
     <w:basedOn w:val="2"/>
     <w:semiHidden/>
     <w:unhideWhenUsed/>
+    <w:qFormat/>
     <w:uiPriority w:val="99"/>
     <w:rPr>
       <w:rFonts w:ascii="Courier New" w:hAnsi="Courier New" w:eastAsia="Times New Roman" w:cs="Courier New"/>
@@ -1799,6 +1990,7 @@
     <w:basedOn w:val="2"/>
     <w:semiHidden/>
     <w:unhideWhenUsed/>
+    <w:qFormat/>
     <w:uiPriority w:val="99"/>
     <w:rPr>
       <w:color w:val="605E5C"/>

--- a/Notes.docx
+++ b/Notes.docx
@@ -1502,51 +1502,297 @@
           <w:lang w:val="en-US" w:eastAsia="en-IN"/>
         </w:rPr>
       </w:pPr>
+      <w:r>
+        <w:rPr>
+          <w:rFonts w:ascii="Courier New" w:hAnsi="Courier New" w:eastAsia="Times New Roman" w:cs="Courier New"/>
+          <w:b/>
+          <w:bCs/>
+          <w:sz w:val="20"/>
+          <w:szCs w:val="20"/>
+          <w:lang w:eastAsia="en-IN"/>
+        </w:rPr>
+        <w:t>//</w:t>
+      </w:r>
+      <w:r>
+        <w:rPr>
+          <w:rFonts w:hint="default" w:ascii="Courier New" w:hAnsi="Courier New" w:eastAsia="Times New Roman" w:cs="Courier New"/>
+          <w:b/>
+          <w:bCs/>
+          <w:sz w:val="20"/>
+          <w:szCs w:val="20"/>
+          <w:lang w:val="en-US" w:eastAsia="en-IN"/>
+        </w:rPr>
+        <w:t>Get elements from pair</w:t>
+      </w:r>
+    </w:p>
+    <w:p>
+      <w:pPr>
+        <w:spacing w:after="0" w:line="240" w:lineRule="auto"/>
+        <w:ind w:firstLine="720" w:firstLineChars="0"/>
+        <w:rPr>
+          <w:rFonts w:hint="default" w:ascii="Courier New" w:hAnsi="Courier New" w:eastAsia="Times New Roman" w:cs="Courier New"/>
+          <w:sz w:val="20"/>
+          <w:szCs w:val="20"/>
+          <w:lang w:val="en-US" w:eastAsia="en-IN"/>
+        </w:rPr>
+      </w:pPr>
+      <w:r>
+        <w:rPr>
+          <w:rFonts w:hint="default" w:ascii="Courier New" w:hAnsi="Courier New" w:eastAsia="Times New Roman" w:cs="Courier New"/>
+          <w:sz w:val="20"/>
+          <w:szCs w:val="20"/>
+          <w:lang w:val="en-US" w:eastAsia="en-IN"/>
+        </w:rPr>
+        <w:t>cout&lt;&lt;p.first&lt;&lt;” “&lt;&lt;p.second;</w:t>
+      </w:r>
+    </w:p>
+    <w:p>
+      <w:pPr>
+        <w:spacing w:after="0" w:line="240" w:lineRule="auto"/>
+        <w:ind w:firstLine="720" w:firstLineChars="0"/>
+        <w:rPr>
+          <w:rFonts w:hint="default" w:ascii="Courier New" w:hAnsi="Courier New" w:eastAsia="Times New Roman" w:cs="Courier New"/>
+          <w:sz w:val="20"/>
+          <w:szCs w:val="20"/>
+          <w:lang w:val="en-US" w:eastAsia="en-IN"/>
+        </w:rPr>
+      </w:pPr>
+    </w:p>
+    <w:p>
+      <w:pPr>
+        <w:spacing w:after="0" w:line="240" w:lineRule="auto"/>
+        <w:rPr>
+          <w:rFonts w:hint="default" w:ascii="Courier New" w:hAnsi="Courier New" w:eastAsia="Times New Roman" w:cs="Courier New"/>
+          <w:sz w:val="20"/>
+          <w:szCs w:val="20"/>
+          <w:lang w:val="en-US" w:eastAsia="en-IN"/>
+        </w:rPr>
+      </w:pPr>
+    </w:p>
+    <w:p>
+      <w:pPr>
+        <w:spacing w:after="0" w:line="240" w:lineRule="auto"/>
+        <w:rPr>
+          <w:rFonts w:ascii="Courier New" w:hAnsi="Courier New" w:eastAsia="Times New Roman" w:cs="Courier New"/>
+          <w:b/>
+          <w:bCs/>
+          <w:sz w:val="40"/>
+          <w:szCs w:val="40"/>
+          <w:lang w:eastAsia="en-IN"/>
+        </w:rPr>
+      </w:pPr>
+      <w:r>
+        <w:rPr>
+          <w:rFonts w:ascii="Courier New" w:hAnsi="Courier New" w:eastAsia="Times New Roman" w:cs="Courier New"/>
+          <w:b/>
+          <w:bCs/>
+          <w:sz w:val="40"/>
+          <w:szCs w:val="40"/>
+          <w:lang w:eastAsia="en-IN"/>
+        </w:rPr>
+        <w:t>S</w:t>
+      </w:r>
+      <w:r>
+        <w:rPr>
+          <w:rFonts w:hint="default" w:ascii="Courier New" w:hAnsi="Courier New" w:eastAsia="Times New Roman" w:cs="Courier New"/>
+          <w:b/>
+          <w:bCs/>
+          <w:sz w:val="40"/>
+          <w:szCs w:val="40"/>
+          <w:lang w:val="en-US" w:eastAsia="en-IN"/>
+        </w:rPr>
+        <w:t>et</w:t>
+      </w:r>
+      <w:r>
+        <w:rPr>
+          <w:rFonts w:ascii="Courier New" w:hAnsi="Courier New" w:eastAsia="Times New Roman" w:cs="Courier New"/>
+          <w:b/>
+          <w:bCs/>
+          <w:sz w:val="40"/>
+          <w:szCs w:val="40"/>
+          <w:lang w:eastAsia="en-IN"/>
+        </w:rPr>
+        <w:t>:</w:t>
+      </w:r>
+    </w:p>
+    <w:p>
+      <w:pPr>
+        <w:spacing w:after="0" w:line="240" w:lineRule="auto"/>
+        <w:rPr>
+          <w:rFonts w:ascii="Courier New" w:hAnsi="Courier New" w:eastAsia="Times New Roman" w:cs="Courier New"/>
+          <w:b/>
+          <w:bCs/>
+          <w:lang w:eastAsia="en-IN"/>
+        </w:rPr>
+      </w:pPr>
+    </w:p>
+    <w:p>
+      <w:pPr>
+        <w:spacing w:after="0" w:line="240" w:lineRule="auto"/>
+        <w:rPr>
+          <w:rFonts w:hint="default" w:ascii="Courier New" w:hAnsi="Courier New" w:eastAsia="Times New Roman" w:cs="Courier New"/>
+          <w:b/>
+          <w:bCs/>
+          <w:sz w:val="20"/>
+          <w:szCs w:val="20"/>
+          <w:lang w:val="en-US" w:eastAsia="en-IN"/>
+        </w:rPr>
+      </w:pPr>
+      <w:r>
+        <w:rPr>
+          <w:rFonts w:ascii="Courier New" w:hAnsi="Courier New" w:eastAsia="Times New Roman" w:cs="Courier New"/>
+          <w:b/>
+          <w:bCs/>
+          <w:sz w:val="20"/>
+          <w:szCs w:val="20"/>
+          <w:lang w:eastAsia="en-IN"/>
+        </w:rPr>
+        <w:t>//</w:t>
+      </w:r>
+      <w:r>
+        <w:rPr>
+          <w:rFonts w:hint="default" w:ascii="Courier New" w:hAnsi="Courier New" w:eastAsia="Times New Roman" w:cs="Courier New"/>
+          <w:b/>
+          <w:bCs/>
+          <w:sz w:val="20"/>
+          <w:szCs w:val="20"/>
+          <w:lang w:val="en-US" w:eastAsia="en-IN"/>
+        </w:rPr>
+        <w:t>Initialize set using array</w:t>
+      </w:r>
+    </w:p>
+    <w:p>
+      <w:pPr>
+        <w:spacing w:after="0" w:line="240" w:lineRule="auto"/>
+        <w:ind w:firstLine="720"/>
+        <w:rPr>
+          <w:rFonts w:hint="default" w:ascii="Courier New" w:hAnsi="Courier New" w:eastAsia="Times New Roman" w:cs="Courier New"/>
+          <w:sz w:val="20"/>
+          <w:szCs w:val="20"/>
+          <w:lang w:val="en-US" w:eastAsia="en-IN"/>
+        </w:rPr>
+      </w:pPr>
+      <w:r>
+        <w:rPr>
+          <w:rFonts w:hint="default" w:ascii="Courier New" w:hAnsi="Courier New" w:eastAsia="Times New Roman" w:cs="Courier New"/>
+          <w:sz w:val="20"/>
+          <w:szCs w:val="20"/>
+          <w:lang w:val="en-US" w:eastAsia="en-IN"/>
+        </w:rPr>
+        <w:t>set&lt;int&gt; s(arr, arr+n);</w:t>
+      </w:r>
+    </w:p>
+    <w:p>
+      <w:pPr>
+        <w:spacing w:after="0" w:line="240" w:lineRule="auto"/>
+        <w:rPr>
+          <w:rFonts w:hint="default" w:ascii="Courier New" w:hAnsi="Courier New" w:eastAsia="Times New Roman" w:cs="Courier New"/>
+          <w:sz w:val="20"/>
+          <w:szCs w:val="20"/>
+          <w:lang w:val="en-US" w:eastAsia="en-IN"/>
+        </w:rPr>
+      </w:pPr>
+    </w:p>
+    <w:p>
+      <w:pPr>
+        <w:spacing w:after="0" w:line="240" w:lineRule="auto"/>
+        <w:rPr>
+          <w:rFonts w:hint="default" w:ascii="Courier New" w:hAnsi="Courier New" w:eastAsia="Times New Roman" w:cs="Courier New"/>
+          <w:b/>
+          <w:bCs/>
+          <w:sz w:val="20"/>
+          <w:szCs w:val="20"/>
+          <w:lang w:val="en-US" w:eastAsia="en-IN"/>
+        </w:rPr>
+      </w:pPr>
+      <w:r>
+        <w:rPr>
+          <w:rFonts w:ascii="Courier New" w:hAnsi="Courier New" w:eastAsia="Times New Roman" w:cs="Courier New"/>
+          <w:b/>
+          <w:bCs/>
+          <w:sz w:val="20"/>
+          <w:szCs w:val="20"/>
+          <w:lang w:eastAsia="en-IN"/>
+        </w:rPr>
+        <w:t>//</w:t>
+      </w:r>
+      <w:r>
+        <w:rPr>
+          <w:rFonts w:hint="default" w:ascii="Courier New" w:hAnsi="Courier New" w:eastAsia="Times New Roman" w:cs="Courier New"/>
+          <w:b/>
+          <w:bCs/>
+          <w:sz w:val="20"/>
+          <w:szCs w:val="20"/>
+          <w:lang w:val="en-US" w:eastAsia="en-IN"/>
+        </w:rPr>
+        <w:t>Iterate over set till kth element</w:t>
+      </w:r>
+    </w:p>
+    <w:p>
+      <w:pPr>
+        <w:spacing w:after="0" w:line="240" w:lineRule="auto"/>
+        <w:ind w:firstLine="720"/>
+        <w:rPr>
+          <w:rFonts w:hint="default" w:ascii="Courier New" w:hAnsi="Courier New" w:eastAsia="Times New Roman" w:cs="Courier New"/>
+          <w:sz w:val="20"/>
+          <w:szCs w:val="20"/>
+          <w:lang w:val="en-US" w:eastAsia="en-IN"/>
+        </w:rPr>
+      </w:pPr>
+      <w:r>
+        <w:rPr>
+          <w:rFonts w:hint="default" w:ascii="Courier New" w:hAnsi="Courier New" w:eastAsia="Times New Roman" w:cs="Courier New"/>
+          <w:sz w:val="20"/>
+          <w:szCs w:val="20"/>
+          <w:lang w:val="en-US" w:eastAsia="en-IN"/>
+        </w:rPr>
+        <w:t>set&lt;int&gt;::iterator itr = s.begin();</w:t>
+      </w:r>
+    </w:p>
+    <w:p>
+      <w:pPr>
+        <w:spacing w:after="0" w:line="240" w:lineRule="auto"/>
+        <w:ind w:firstLine="720"/>
+        <w:rPr>
+          <w:rFonts w:hint="default" w:ascii="Courier New" w:hAnsi="Courier New" w:eastAsia="Times New Roman" w:cs="Courier New"/>
+          <w:sz w:val="20"/>
+          <w:szCs w:val="20"/>
+          <w:lang w:val="en-US" w:eastAsia="en-IN"/>
+        </w:rPr>
+      </w:pPr>
+      <w:r>
+        <w:rPr>
+          <w:rFonts w:hint="default" w:ascii="Courier New" w:hAnsi="Courier New" w:eastAsia="Times New Roman" w:cs="Courier New"/>
+          <w:sz w:val="20"/>
+          <w:szCs w:val="20"/>
+          <w:lang w:val="en-US" w:eastAsia="en-IN"/>
+        </w:rPr>
+        <w:t>advance(itr, k-1);</w:t>
+      </w:r>
+    </w:p>
+    <w:p>
+      <w:pPr>
+        <w:spacing w:after="0" w:line="240" w:lineRule="auto"/>
+        <w:rPr>
+          <w:rFonts w:hint="default" w:ascii="Courier New" w:hAnsi="Courier New" w:eastAsia="Times New Roman" w:cs="Courier New"/>
+          <w:sz w:val="20"/>
+          <w:szCs w:val="20"/>
+          <w:lang w:val="en-US" w:eastAsia="en-IN"/>
+        </w:rPr>
+      </w:pPr>
       <w:bookmarkStart w:id="0" w:name="_GoBack"/>
       <w:bookmarkEnd w:id="0"/>
-      <w:r>
-        <w:rPr>
-          <w:rFonts w:ascii="Courier New" w:hAnsi="Courier New" w:eastAsia="Times New Roman" w:cs="Courier New"/>
-          <w:b/>
-          <w:bCs/>
-          <w:sz w:val="20"/>
-          <w:szCs w:val="20"/>
-          <w:lang w:eastAsia="en-IN"/>
-        </w:rPr>
-        <w:t>//</w:t>
-      </w:r>
-      <w:r>
-        <w:rPr>
-          <w:rFonts w:hint="default" w:ascii="Courier New" w:hAnsi="Courier New" w:eastAsia="Times New Roman" w:cs="Courier New"/>
-          <w:b/>
-          <w:bCs/>
-          <w:sz w:val="20"/>
-          <w:szCs w:val="20"/>
-          <w:lang w:val="en-US" w:eastAsia="en-IN"/>
-        </w:rPr>
-        <w:t>Get elements from pair</w:t>
-      </w:r>
-    </w:p>
-    <w:p>
-      <w:pPr>
-        <w:spacing w:after="0" w:line="240" w:lineRule="auto"/>
-        <w:ind w:firstLine="720" w:firstLineChars="0"/>
-        <w:rPr>
-          <w:rFonts w:hint="default" w:ascii="Courier New" w:hAnsi="Courier New" w:eastAsia="Times New Roman" w:cs="Courier New"/>
-          <w:sz w:val="20"/>
-          <w:szCs w:val="20"/>
-          <w:lang w:val="en-US" w:eastAsia="en-IN"/>
-        </w:rPr>
-      </w:pPr>
-      <w:r>
-        <w:rPr>
-          <w:rFonts w:hint="default" w:ascii="Courier New" w:hAnsi="Courier New" w:eastAsia="Times New Roman" w:cs="Courier New"/>
-          <w:sz w:val="20"/>
-          <w:szCs w:val="20"/>
-          <w:lang w:val="en-US" w:eastAsia="en-IN"/>
-        </w:rPr>
-        <w:t>cout&lt;&lt;p.first&lt;&lt;” “&lt;&lt;p.second;</w:t>
-      </w:r>
+    </w:p>
+    <w:p>
+      <w:pPr>
+        <w:spacing w:after="0" w:line="240" w:lineRule="auto"/>
+        <w:rPr>
+          <w:rFonts w:hint="default" w:ascii="Courier New" w:hAnsi="Courier New" w:eastAsia="Times New Roman" w:cs="Courier New"/>
+          <w:sz w:val="20"/>
+          <w:szCs w:val="20"/>
+          <w:lang w:val="en-US" w:eastAsia="en-IN"/>
+        </w:rPr>
+      </w:pPr>
     </w:p>
     <w:sectPr>
       <w:pgSz w:w="11906" w:h="16838"/>
@@ -1967,6 +2213,7 @@
     <w:name w:val="Header Char"/>
     <w:basedOn w:val="2"/>
     <w:link w:val="5"/>
+    <w:qFormat/>
     <w:uiPriority w:val="99"/>
   </w:style>
   <w:style w:type="character" w:customStyle="1" w:styleId="9">
